--- a/letters/07_Adult_Name_Change_Engagement_Agreement.docx
+++ b/letters/07_Adult_Name_Change_Engagement_Agreement.docx
@@ -221,20 +221,20 @@
           <w:sz w:val="21"/>
           <w:szCs w:val="21"/>
         </w:rPr>
-        <w:t xml:space="preserve">The flat fee for a simple, uncontested matter is $1,000. The total fee is due in full at the time Client signs this Agreement, payable through the Firm's online payment portal. Advance fees are deposited into Attorney's IOLTA trust account and are not earned by Attorney until the petition is filed and the hearing is completed or waived, consistent with Attorney's standard trust accounting practice.</w:t>
-      </w:r>
-    </w:p>
-    <w:p>
-      <w:pPr>
-        <w:spacing w:after="140" w:line="276"/>
-      </w:pPr>
-      <w:r>
-        <w:rPr>
-          <w:rFonts w:ascii="Calibri" w:cs="Calibri" w:eastAsia="Calibri" w:hAnsi="Calibri"/>
-          <w:sz w:val="21"/>
-          <w:szCs w:val="21"/>
-        </w:rPr>
-        <w:t xml:space="preserve">If Client wishes to pay in installments rather than in full at signing, Client may request an installment payment plan before signing. Any installment plan must be set up through Attorney's practice management system and requires a saved payment method on file. Amounts collected under an installment plan remain unearned advance fees held in trust until the petition is filed and the hearing is completed or waived, regardless of the collection schedule, and installment payments do not begin the engagement or reserve Attorney's services until the plan is approved and the first payment is processed.</w:t>
+        <w:t xml:space="preserve">The flat fee for a simple, uncontested matter is $1,000. The total fee is due in full at the time Client signs this Agreement, payable through the Firm's online payment portal. Advance fees are deposited into Attorney's IOLTA trust account and are released to Attorney's operating account only as earned under the milestones in the following section. As there is no guarantee of outcome for this service, earning of the fee is not conditioned upon the court granting the requested name change.</w:t>
+      </w:r>
+    </w:p>
+    <w:p>
+      <w:pPr>
+        <w:spacing w:after="140" w:line="276"/>
+      </w:pPr>
+      <w:r>
+        <w:rPr>
+          <w:rFonts w:ascii="Calibri" w:cs="Calibri" w:eastAsia="Calibri" w:hAnsi="Calibri"/>
+          <w:sz w:val="21"/>
+          <w:szCs w:val="21"/>
+        </w:rPr>
+        <w:t xml:space="preserve">If Client wishes to pay in installments rather than in full at signing, Client may request an installment payment plan before signing. Any installment plan must be set up through Attorney's practice management system and requires a saved payment method on file. Amounts collected under an installment plan remain unearned advance fees held in trust until earned under the milestones in the following section, regardless of the collection schedule, and installment payments do not begin the engagement or reserve Attorney's services until the plan is approved and the first payment is processed.</w:t>
       </w:r>
     </w:p>
     <w:p>
@@ -263,7 +263,176 @@
           <w:sz w:val="22"/>
           <w:szCs w:val="22"/>
         </w:rPr>
-        <w:t xml:space="preserve">Section 4. Deliverables and Acceptance</w:t>
+        <w:t xml:space="preserve">Section 4. Fee Earning Milestones</w:t>
+      </w:r>
+    </w:p>
+    <w:p>
+      <w:pPr>
+        <w:spacing w:after="140" w:line="276"/>
+      </w:pPr>
+      <w:r>
+        <w:rPr>
+          <w:rFonts w:ascii="Calibri" w:cs="Calibri" w:eastAsia="Calibri" w:hAnsi="Calibri"/>
+          <w:sz w:val="21"/>
+          <w:szCs w:val="21"/>
+        </w:rPr>
+        <w:t xml:space="preserve">The fee is earned by Attorney, and transferred from the Firm's IOLTA trust account to Attorney's operating account, according to the following milestones:</w:t>
+      </w:r>
+    </w:p>
+    <w:tbl>
+      <w:tblPr>
+        <w:tblW w:type="dxa" w:w="9350"/>
+        <w:tblBorders>
+          <w:top w:val="single" w:color="auto" w:sz="4"/>
+          <w:left w:val="single" w:color="auto" w:sz="4"/>
+          <w:bottom w:val="single" w:color="auto" w:sz="4"/>
+          <w:right w:val="single" w:color="auto" w:sz="4"/>
+          <w:insideH w:val="single" w:color="auto" w:sz="4"/>
+          <w:insideV w:val="single" w:color="auto" w:sz="4"/>
+        </w:tblBorders>
+      </w:tblPr>
+      <w:tblGrid>
+        <w:gridCol w:w="6350"/>
+        <w:gridCol w:w="3000"/>
+      </w:tblGrid>
+      <w:tr>
+        <w:tc>
+          <w:tcPr>
+            <w:tcW w:type="dxa" w:w="6350"/>
+            <w:shd w:fill="1F3050" w:val="clear"/>
+          </w:tcPr>
+          <w:p>
+            <w:r>
+              <w:rPr>
+                <w:rFonts w:ascii="Calibri" w:cs="Calibri" w:eastAsia="Calibri" w:hAnsi="Calibri"/>
+                <w:b/>
+                <w:bCs/>
+                <w:color w:val="FFFFFF"/>
+                <w:sz w:val="20"/>
+                <w:szCs w:val="20"/>
+              </w:rPr>
+              <w:t xml:space="preserve">Milestone</w:t>
+            </w:r>
+          </w:p>
+        </w:tc>
+        <w:tc>
+          <w:tcPr>
+            <w:tcW w:type="dxa" w:w="3000"/>
+            <w:shd w:fill="1F3050" w:val="clear"/>
+          </w:tcPr>
+          <w:p>
+            <w:pPr>
+              <w:jc w:val="center"/>
+            </w:pPr>
+            <w:r>
+              <w:rPr>
+                <w:rFonts w:ascii="Calibri" w:cs="Calibri" w:eastAsia="Calibri" w:hAnsi="Calibri"/>
+                <w:b/>
+                <w:bCs/>
+                <w:color w:val="FFFFFF"/>
+                <w:sz w:val="20"/>
+                <w:szCs w:val="20"/>
+              </w:rPr>
+              <w:t xml:space="preserve">Portion Earned</w:t>
+            </w:r>
+          </w:p>
+        </w:tc>
+      </w:tr>
+      <w:tr>
+        <w:tc>
+          <w:tcPr>
+            <w:tcW w:type="dxa" w:w="6350"/>
+            <w:shd w:fill="FAF7F0" w:val="clear"/>
+          </w:tcPr>
+          <w:p>
+            <w:r>
+              <w:rPr>
+                <w:rFonts w:ascii="Calibri" w:cs="Calibri" w:eastAsia="Calibri" w:hAnsi="Calibri"/>
+                <w:sz w:val="20"/>
+                <w:szCs w:val="20"/>
+              </w:rPr>
+              <w:t xml:space="preserve">Filing of the petition with the court</w:t>
+            </w:r>
+          </w:p>
+        </w:tc>
+        <w:tc>
+          <w:tcPr>
+            <w:tcW w:type="dxa" w:w="3000"/>
+            <w:shd w:fill="FAF7F0" w:val="clear"/>
+          </w:tcPr>
+          <w:p>
+            <w:pPr>
+              <w:jc w:val="center"/>
+            </w:pPr>
+            <w:r>
+              <w:rPr>
+                <w:rFonts w:ascii="Calibri" w:cs="Calibri" w:eastAsia="Calibri" w:hAnsi="Calibri"/>
+                <w:b/>
+                <w:bCs/>
+                <w:color w:val="1F3050"/>
+                <w:sz w:val="20"/>
+                <w:szCs w:val="20"/>
+              </w:rPr>
+              <w:t xml:space="preserve">50%</w:t>
+            </w:r>
+          </w:p>
+        </w:tc>
+      </w:tr>
+      <w:tr>
+        <w:tc>
+          <w:tcPr>
+            <w:tcW w:type="dxa" w:w="6350"/>
+            <w:shd w:fill="FFFFFF" w:val="clear"/>
+          </w:tcPr>
+          <w:p>
+            <w:r>
+              <w:rPr>
+                <w:rFonts w:ascii="Calibri" w:cs="Calibri" w:eastAsia="Calibri" w:hAnsi="Calibri"/>
+                <w:sz w:val="20"/>
+                <w:szCs w:val="20"/>
+              </w:rPr>
+              <w:t xml:space="preserve">Completion of the hearing or entry of a waiver of the hearing</w:t>
+            </w:r>
+          </w:p>
+        </w:tc>
+        <w:tc>
+          <w:tcPr>
+            <w:tcW w:type="dxa" w:w="3000"/>
+            <w:shd w:fill="FFFFFF" w:val="clear"/>
+          </w:tcPr>
+          <w:p>
+            <w:pPr>
+              <w:jc w:val="center"/>
+            </w:pPr>
+            <w:r>
+              <w:rPr>
+                <w:rFonts w:ascii="Calibri" w:cs="Calibri" w:eastAsia="Calibri" w:hAnsi="Calibri"/>
+                <w:b/>
+                <w:bCs/>
+                <w:color w:val="1F3050"/>
+                <w:sz w:val="20"/>
+                <w:szCs w:val="20"/>
+              </w:rPr>
+              <w:t xml:space="preserve">50%</w:t>
+            </w:r>
+          </w:p>
+        </w:tc>
+      </w:tr>
+    </w:tbl>
+    <w:p>
+      <w:pPr>
+        <w:spacing w:after="100" w:before="200"/>
+      </w:pPr>
+      <w:r>
+        <w:rPr>
+          <w:rFonts w:ascii="Calibri" w:cs="Calibri" w:eastAsia="Calibri" w:hAnsi="Calibri"/>
+          <w:b/>
+          <w:bCs/>
+          <w:color w:val="1F3050"/>
+          <w:sz w:val="22"/>
+          <w:szCs w:val="22"/>
+        </w:rPr>
+        <w:t xml:space="preserve">Section 5. Deliverables and Acceptance</w:t>
       </w:r>
     </w:p>
     <w:p>
@@ -292,7 +461,7 @@
           <w:sz w:val="22"/>
           <w:szCs w:val="22"/>
         </w:rPr>
-        <w:t xml:space="preserve">Section 5. Client Responsibilities</w:t>
+        <w:t xml:space="preserve">Section 6. Client Responsibilities</w:t>
       </w:r>
     </w:p>
     <w:p>
@@ -321,7 +490,7 @@
           <w:sz w:val="22"/>
           <w:szCs w:val="22"/>
         </w:rPr>
-        <w:t xml:space="preserve">Section 6. Communication and Business Hours</w:t>
+        <w:t xml:space="preserve">Section 7. Communication and Business Hours</w:t>
       </w:r>
     </w:p>
     <w:p>
@@ -350,7 +519,7 @@
           <w:sz w:val="22"/>
           <w:szCs w:val="22"/>
         </w:rPr>
-        <w:t xml:space="preserve">Section 7. Confidentiality</w:t>
+        <w:t xml:space="preserve">Section 8. Confidentiality</w:t>
       </w:r>
     </w:p>
     <w:p>
@@ -379,7 +548,7 @@
           <w:sz w:val="22"/>
           <w:szCs w:val="22"/>
         </w:rPr>
-        <w:t xml:space="preserve">Section 8. Termination</w:t>
+        <w:t xml:space="preserve">Section 9. Termination</w:t>
       </w:r>
     </w:p>
     <w:p>
@@ -408,7 +577,7 @@
           <w:sz w:val="22"/>
           <w:szCs w:val="22"/>
         </w:rPr>
-        <w:t xml:space="preserve">Section 9. Malpractice Insurance Disclosure</w:t>
+        <w:t xml:space="preserve">Section 10. Malpractice Insurance Disclosure</w:t>
       </w:r>
     </w:p>
     <w:p>
@@ -437,7 +606,7 @@
           <w:sz w:val="22"/>
           <w:szCs w:val="22"/>
         </w:rPr>
-        <w:t xml:space="preserve">Section 10. Dispute Resolution</w:t>
+        <w:t xml:space="preserve">Section 11. Dispute Resolution</w:t>
       </w:r>
     </w:p>
     <w:p>
@@ -466,7 +635,7 @@
           <w:sz w:val="22"/>
           <w:szCs w:val="22"/>
         </w:rPr>
-        <w:t xml:space="preserve">Section 11. Governing Law</w:t>
+        <w:t xml:space="preserve">Section 12. Governing Law</w:t>
       </w:r>
     </w:p>
     <w:p>
@@ -528,7 +697,7 @@
           <w:sz w:val="22"/>
           <w:szCs w:val="22"/>
         </w:rPr>
-        <w:t xml:space="preserve">Section 12. Entire Agreement</w:t>
+        <w:t xml:space="preserve">Section 13. Entire Agreement</w:t>
       </w:r>
     </w:p>
     <w:p>
